--- a/Rechnung_26-0003_26_03_2026_Frau_Sibylle_Frau.docx
+++ b/Rechnung_26-0003_26_03_2026_Frau_Sibylle_Frau.docx
@@ -175,16 +175,42 @@
             <w:tcW w:w="5670" w:type="dxa"/>
           </w:tcPr>
           <w:p>
-            <w:r>
-              <w:t xml:space="preserve">Frau Sibylle</w:t>
-            </w:r>
-            <w:r>
+            <w:pPr>
+              <w:rPr>
+                <w:lang w:val="de-DE"/>
+              </w:rPr>
+            </w:pPr>
+            <w:r>
+              <w:rPr>
+                <w:lang w:val="de-DE"/>
+              </w:rPr>
+              <w:t>Frau Sibylle</w:t>
+            </w:r>
+            <w:r>
+              <w:rPr>
+                <w:lang w:val="de-DE"/>
+              </w:rPr>
+              <w:t xml:space="preserve"> H</w:t>
+            </w:r>
+            <w:r>
+              <w:rPr>
+                <w:lang w:val="de-DE"/>
+              </w:rPr>
+              <w:t>ampel</w:t>
+            </w:r>
+            <w:r>
+              <w:rPr>
+                <w:lang w:val="de-DE"/>
+              </w:rPr>
               <w:br/>
-              <w:t xml:space="preserve">Kirschkoppel 18</w:t>
-            </w:r>
-            <w:r>
+              <w:t>Kirschkoppel 18</w:t>
+            </w:r>
+            <w:r>
+              <w:rPr>
+                <w:lang w:val="de-DE"/>
+              </w:rPr>
               <w:br/>
-              <w:t xml:space="preserve">21465 Wentorf</w:t>
+              <w:t>21465 Wentorf</w:t>
             </w:r>
           </w:p>
         </w:tc>
@@ -196,6 +222,7 @@
             <w:pPr>
               <w:rPr>
                 <w:rFonts w:cs="Calibri"/>
+                <w:lang w:val="de-DE"/>
               </w:rPr>
             </w:pPr>
           </w:p>
@@ -213,6 +240,7 @@
               <w:ind w:left="151" w:hanging="151"/>
               <w:rPr>
                 <w:rFonts w:cs="Calibri"/>
+                <w:lang w:val="de-DE"/>
               </w:rPr>
             </w:pPr>
           </w:p>
@@ -232,6 +260,7 @@
               <w:spacing w:after="120"/>
               <w:rPr>
                 <w:b/>
+                <w:lang w:val="de-DE"/>
               </w:rPr>
             </w:pPr>
           </w:p>
@@ -240,18 +269,30 @@
               <w:spacing w:after="120"/>
               <w:rPr>
                 <w:b/>
+                <w:lang w:val="de-DE"/>
               </w:rPr>
             </w:pPr>
           </w:p>
           <w:p>
             <w:pPr>
               <w:spacing w:after="120"/>
+              <w:rPr>
+                <w:lang w:val="de-DE"/>
+              </w:rPr>
             </w:pPr>
             <w:r>
               <w:rPr>
                 <w:b/>
-              </w:rPr>
-              <w:t xml:space="preserve">Rechnung-Nr.: 26-0003</w:t>
+                <w:lang w:val="de-DE"/>
+              </w:rPr>
+              <w:t>Rechnung-Nr.: 26-000</w:t>
+            </w:r>
+            <w:r>
+              <w:rPr>
+                <w:b/>
+                <w:lang w:val="de-DE"/>
+              </w:rPr>
+              <w:t xml:space="preserve">4 </w:t>
             </w:r>
           </w:p>
           <w:p>
@@ -259,13 +300,22 @@
               <w:spacing w:after="120"/>
               <w:rPr>
                 <w:b/>
+                <w:lang w:val="de-DE"/>
               </w:rPr>
             </w:pPr>
             <w:r>
               <w:rPr>
                 <w:b/>
-              </w:rPr>
-              <w:t xml:space="preserve">Sehr geehrte Frau Sibylle,</w:t>
+                <w:lang w:val="de-DE"/>
+              </w:rPr>
+              <w:t>Sehr geehrte Frau Sibylle</w:t>
+            </w:r>
+            <w:r>
+              <w:rPr>
+                <w:b/>
+                <w:lang w:val="de-DE"/>
+              </w:rPr>
+              <w:t xml:space="preserve"> Hampel,</w:t>
             </w:r>
           </w:p>
           <w:p>
@@ -341,7 +391,7 @@
                 <w:rFonts w:cs="Calibri"/>
                 <w:lang w:val="de-DE"/>
               </w:rPr>
-              <w:t xml:space="preserve">26.03.2026</w:t>
+              <w:t>26.03.2026</w:t>
             </w:r>
           </w:p>
           <w:p>
@@ -405,7 +455,10 @@
         </w:rPr>
       </w:pPr>
       <w:r>
-        <w:t xml:space="preserve">Bitte überweisen Sie den Rechnungsbetrag innerhalb von 14 Tagen auf unser unten genanntes Konto.</w:t>
+        <w:rPr>
+          <w:lang w:val="de-DE"/>
+        </w:rPr>
+        <w:t>Bitte überweisen Sie den Rechnungsbetrag innerhalb von 14 Tagen auf unser unten genanntes Konto.</w:t>
       </w:r>
     </w:p>
     <w:p>
@@ -622,7 +675,7 @@
               <w:jc w:val="center"/>
             </w:pPr>
             <w:r>
-              <w:t xml:space="preserve">1</w:t>
+              <w:t>1</w:t>
             </w:r>
           </w:p>
         </w:tc>
@@ -638,8 +691,40 @@
             <w:vAlign w:val="center"/>
           </w:tcPr>
           <w:p>
-            <w:r>
-              <w:t xml:space="preserve">Entfernung alter Steine und Erde ,Nivellerung mit neuer Erde sowie Bepflanzung mit Sträuchern.</w:t>
+            <w:pPr>
+              <w:rPr>
+                <w:lang w:val="de-DE"/>
+              </w:rPr>
+            </w:pPr>
+            <w:r>
+              <w:rPr>
+                <w:lang w:val="de-DE"/>
+              </w:rPr>
+              <w:t>Entfernung alter Steine und Erde ,</w:t>
+            </w:r>
+            <w:r>
+              <w:rPr>
+                <w:lang w:val="de-DE"/>
+              </w:rPr>
+              <w:t xml:space="preserve"> </w:t>
+            </w:r>
+            <w:r>
+              <w:rPr>
+                <w:lang w:val="de-DE"/>
+              </w:rPr>
+              <w:t>Nivellerung</w:t>
+            </w:r>
+            <w:r>
+              <w:rPr>
+                <w:lang w:val="de-DE"/>
+              </w:rPr>
+              <w:t xml:space="preserve"> </w:t>
+            </w:r>
+            <w:r>
+              <w:rPr>
+                <w:lang w:val="de-DE"/>
+              </w:rPr>
+              <w:t xml:space="preserve"> mit neuer Erde sowie Bepflanzung mit Sträuchern.</w:t>
             </w:r>
           </w:p>
         </w:tc>
@@ -659,7 +744,7 @@
               <w:jc w:val="center"/>
             </w:pPr>
             <w:r>
-              <w:t xml:space="preserve">1</w:t>
+              <w:t>1</w:t>
             </w:r>
           </w:p>
         </w:tc>
@@ -679,7 +764,7 @@
               <w:jc w:val="right"/>
             </w:pPr>
             <w:r>
-              <w:t xml:space="preserve">320.00 €</w:t>
+              <w:t>320.00 €</w:t>
             </w:r>
           </w:p>
         </w:tc>
@@ -700,7 +785,7 @@
               <w:jc w:val="right"/>
             </w:pPr>
             <w:r>
-              <w:t xml:space="preserve">320.00 €</w:t>
+              <w:t>320.00 €</w:t>
             </w:r>
           </w:p>
         </w:tc>
@@ -726,7 +811,7 @@
               <w:jc w:val="center"/>
             </w:pPr>
             <w:r>
-              <w:t xml:space="preserve">2</w:t>
+              <w:t>2</w:t>
             </w:r>
           </w:p>
         </w:tc>
@@ -742,8 +827,16 @@
             <w:vAlign w:val="center"/>
           </w:tcPr>
           <w:p>
-            <w:r>
-              <w:t xml:space="preserve">Ausbau alter Steine, Einbau neuer Steine sowie Reinigung  eines Teilbereichs der Steinfläche, inklusive Materialen.</w:t>
+            <w:pPr>
+              <w:rPr>
+                <w:lang w:val="de-DE"/>
+              </w:rPr>
+            </w:pPr>
+            <w:r>
+              <w:rPr>
+                <w:lang w:val="de-DE"/>
+              </w:rPr>
+              <w:t>Ausbau alter Steine, Einbau neuer Steine sowie Reinigung  eines Teilbereichs der Steinfläche, inklusive Materialen.</w:t>
             </w:r>
           </w:p>
         </w:tc>
@@ -763,7 +856,7 @@
               <w:jc w:val="center"/>
             </w:pPr>
             <w:r>
-              <w:t xml:space="preserve">1</w:t>
+              <w:t>1</w:t>
             </w:r>
           </w:p>
         </w:tc>
@@ -783,7 +876,7 @@
               <w:jc w:val="right"/>
             </w:pPr>
             <w:r>
-              <w:t xml:space="preserve">1,660.00 €</w:t>
+              <w:t>1,660.00 €</w:t>
             </w:r>
           </w:p>
         </w:tc>
@@ -804,7 +897,7 @@
               <w:jc w:val="right"/>
             </w:pPr>
             <w:r>
-              <w:t xml:space="preserve">1,660.00 €</w:t>
+              <w:t>1,660.00 €</w:t>
             </w:r>
           </w:p>
         </w:tc>
@@ -829,9 +922,6 @@
             <w:pPr>
               <w:jc w:val="center"/>
             </w:pPr>
-            <w:r>
-              <w:t xml:space="preserve"/>
-            </w:r>
           </w:p>
         </w:tc>
         <w:tc>
@@ -845,7 +935,37 @@
             </w:tcBorders>
             <w:vAlign w:val="center"/>
           </w:tcPr>
-          <w:p/>
+          <w:p>
+            <w:pPr>
+              <w:rPr>
+                <w:lang w:val="de-DE"/>
+              </w:rPr>
+            </w:pPr>
+            <w:r>
+              <w:rPr>
+                <w:lang w:val="de-DE"/>
+              </w:rPr>
+              <w:t>Material- Pflastersteine, Granitsteine, Splitt,</w:t>
+            </w:r>
+            <w:r>
+              <w:rPr>
+                <w:lang w:val="de-DE"/>
+              </w:rPr>
+              <w:t xml:space="preserve"> </w:t>
+            </w:r>
+            <w:r>
+              <w:rPr>
+                <w:lang w:val="de-DE"/>
+              </w:rPr>
+              <w:t>B</w:t>
+            </w:r>
+            <w:r>
+              <w:rPr>
+                <w:lang w:val="de-DE"/>
+              </w:rPr>
+              <w:t>eton, Fugensand</w:t>
+            </w:r>
+          </w:p>
         </w:tc>
         <w:tc>
           <w:tcPr>
@@ -861,6 +981,9 @@
           <w:p>
             <w:pPr>
               <w:jc w:val="center"/>
+              <w:rPr>
+                <w:lang w:val="de-DE"/>
+              </w:rPr>
             </w:pPr>
           </w:p>
         </w:tc>
@@ -878,6 +1001,9 @@
           <w:p>
             <w:pPr>
               <w:jc w:val="right"/>
+              <w:rPr>
+                <w:lang w:val="de-DE"/>
+              </w:rPr>
             </w:pPr>
           </w:p>
         </w:tc>
@@ -895,6 +1021,9 @@
           <w:p>
             <w:pPr>
               <w:jc w:val="right"/>
+              <w:rPr>
+                <w:lang w:val="de-DE"/>
+              </w:rPr>
             </w:pPr>
           </w:p>
         </w:tc>
@@ -918,6 +1047,9 @@
           <w:p>
             <w:pPr>
               <w:jc w:val="right"/>
+              <w:rPr>
+                <w:lang w:val="de-DE"/>
+              </w:rPr>
             </w:pPr>
           </w:p>
         </w:tc>
@@ -935,6 +1067,9 @@
           <w:p>
             <w:pPr>
               <w:jc w:val="right"/>
+              <w:rPr>
+                <w:lang w:val="de-DE"/>
+              </w:rPr>
             </w:pPr>
           </w:p>
         </w:tc>
@@ -952,6 +1087,9 @@
           <w:p>
             <w:pPr>
               <w:jc w:val="right"/>
+              <w:rPr>
+                <w:lang w:val="de-DE"/>
+              </w:rPr>
             </w:pPr>
           </w:p>
         </w:tc>
@@ -1000,7 +1138,7 @@
               <w:jc w:val="right"/>
             </w:pPr>
             <w:r>
-              <w:t xml:space="preserve">1,980.00 €</w:t>
+              <w:t>1,980.00 €</w:t>
             </w:r>
           </w:p>
         </w:tc>
@@ -1106,7 +1244,7 @@
               <w:jc w:val="right"/>
             </w:pPr>
             <w:r>
-              <w:t xml:space="preserve">376.20 €</w:t>
+              <w:t>376.20 €</w:t>
             </w:r>
           </w:p>
         </w:tc>
@@ -1212,7 +1350,7 @@
               <w:jc w:val="right"/>
             </w:pPr>
             <w:r>
-              <w:t xml:space="preserve">2,356.20 €</w:t>
+              <w:t>2,356.20 €</w:t>
             </w:r>
           </w:p>
         </w:tc>
@@ -1240,14 +1378,7 @@
           <w:rFonts w:eastAsia="絡遺羹"/>
           <w:lang w:val="de-DE"/>
         </w:rPr>
-        <w:t xml:space="preserve">Ich danke Ihnen für die gute </w:t>
-      </w:r>
-      <w:r>
-        <w:rPr>
-          <w:rFonts w:eastAsia="絡遺羹"/>
-          <w:lang w:val="de-DE"/>
-        </w:rPr>
-        <w:t>Zusammenarbeit. Für weitere Fragen stehen wir Ihnen sehr gerne zur Verfügung.</w:t>
+        <w:t>Ich danke Ihnen für die gute Zusammenarbeit. Für weitere Fragen stehen wir Ihnen sehr gerne zur Verfügung.</w:t>
       </w:r>
       <w:r>
         <w:rPr>
@@ -1352,13 +1483,9 @@
       </w:rPr>
     </w:pPr>
     <w:r>
-      <w:rPr>
-        <w:noProof/>
-      </w:rPr>
-    </w:r>
-    <w:r>
       <w:pict w14:anchorId="7CAED5FC">
-        <v:rect id="Shape4" o:spid="_x0000_s2051" style="width:453.5pt;height:1.5pt;visibility:visible;mso-wrap-style:square;mso-left-percent:-10001;mso-top-percent:-10001;mso-position-horizontal:absolute;mso-position-horizontal-relative:char;mso-position-vertical:absolute;mso-position-vertical-relative:line;mso-left-percent:-10001;mso-top-percent:-10001;v-text-anchor:top" o:gfxdata="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" fillcolor="#a0a0a0" stroked="f" strokeweight="0">
+        <v:rect id="Shape4" o:spid="_x0000_s2055" style="width:453.5pt;height:1.5pt;visibility:visible;mso-wrap-style:square;mso-left-percent:-10001;mso-top-percent:-10001;mso-position-horizontal:absolute;mso-position-horizontal-relative:char;mso-position-vertical:absolute;mso-position-vertical-relative:line;mso-left-percent:-10001;mso-top-percent:-10001;v-text-anchor:top" fillcolor="#a0a0a0" stroked="f" strokeweight="0">
+          <w10:wrap type="none"/>
           <w10:anchorlock/>
         </v:rect>
       </w:pict>
@@ -1558,25 +1685,7 @@
         <w:lang w:val="nl-NL"/>
       </w:rPr>
       <w:tab/>
-      <w:t xml:space="preserve">Steuer-Nr.27/103/00992           </w:t>
-    </w:r>
-    <w:r>
-      <w:rPr>
-        <w:rFonts w:cs="Calibri"/>
-        <w:b/>
-        <w:sz w:val="16"/>
-        <w:lang w:val="nl-NL"/>
-      </w:rPr>
-      <w:t xml:space="preserve">                                                                                                                                                                                                                                                                </w:t>
-    </w:r>
-    <w:r>
-      <w:rPr>
-        <w:rFonts w:cs="Calibri"/>
-        <w:b/>
-        <w:sz w:val="16"/>
-        <w:lang w:val="nl-NL"/>
-      </w:rPr>
-      <w:t xml:space="preserve"> </w:t>
+      <w:t xml:space="preserve">Steuer-Nr.27/103/00992                                                                                                                                                                                                                                                                            </w:t>
     </w:r>
   </w:p>
   <w:p>
@@ -1650,16 +1759,7 @@
         <w:sz w:val="16"/>
         <w:lang w:val="nl-NL"/>
       </w:rPr>
-      <w:t xml:space="preserve">                                                                                        </w:t>
-    </w:r>
-    <w:r>
-      <w:rPr>
-        <w:rFonts w:cs="Calibri"/>
-        <w:b/>
-        <w:sz w:val="16"/>
-        <w:lang w:val="nl-NL"/>
-      </w:rPr>
-      <w:t xml:space="preserve">                                                     </w:t>
+      <w:t xml:space="preserve">                                                                                                                                             </w:t>
     </w:r>
     <w:r>
       <w:rPr>
@@ -1729,16 +1829,7 @@
         <w:lang w:val="nl-NL"/>
       </w:rPr>
       <w:tab/>
-      <w:t>Name: S</w:t>
-    </w:r>
-    <w:r>
-      <w:rPr>
-        <w:rFonts w:cs="Calibri"/>
-        <w:b/>
-        <w:sz w:val="16"/>
-        <w:lang w:val="nl-NL"/>
-      </w:rPr>
-      <w:t xml:space="preserve">argis Simonyan                                                                                                                         </w:t>
+      <w:t xml:space="preserve">Name: Sargis Simonyan                                                                                                                         </w:t>
     </w:r>
   </w:p>
   <w:p>
@@ -1762,16 +1853,7 @@
         <w:sz w:val="16"/>
         <w:lang w:val="nl-NL"/>
       </w:rPr>
-      <w:t xml:space="preserve">                                                                                                                        </w:t>
-    </w:r>
-    <w:r>
-      <w:rPr>
-        <w:rFonts w:cs="Calibri"/>
-        <w:b/>
-        <w:sz w:val="16"/>
-        <w:lang w:val="nl-NL"/>
-      </w:rPr>
-      <w:t xml:space="preserve">                    </w:t>
+      <w:t xml:space="preserve">                                                                                                                                            </w:t>
     </w:r>
     <w:r>
       <w:rPr>
@@ -1809,17 +1891,7 @@
         <w:sz w:val="16"/>
         <w:lang w:val="nl-NL"/>
       </w:rPr>
-      <w:t xml:space="preserve">                                                                                                                                                                     </w:t>
-    </w:r>
-    <w:r>
-      <w:rPr>
-        <w:rFonts w:cs="Calibri"/>
-        <w:b/>
-        <w:i/>
-        <w:sz w:val="16"/>
-        <w:lang w:val="nl-NL"/>
-      </w:rPr>
-      <w:t xml:space="preserve">                </w:t>
+      <w:t xml:space="preserve">                                                                                                                                                                                     </w:t>
     </w:r>
   </w:p>
   <w:p>
@@ -1960,7 +2032,7 @@
         <w:noProof/>
       </w:rPr>
       <w:pict w14:anchorId="2EB6BC3D">
-        <v:rect id="Frame1" o:spid="_x0000_s2054" style="position:absolute;margin-left:-34.2pt;margin-top:294.05pt;width:17pt;height:18.15pt;z-index:-503316476;visibility:visible;mso-wrap-style:square;mso-wrap-distance-left:59.55pt;mso-wrap-distance-top:0;mso-wrap-distance-right:0;mso-wrap-distance-bottom:0;mso-position-horizontal:right;mso-position-horizontal-relative:page;mso-position-vertical:absolute;mso-position-vertical-relative:page;v-text-anchor:top" o:gfxdata="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" o:allowincell="f" filled="f" stroked="f" strokeweight="0">
+        <v:rect id="Frame1" o:spid="_x0000_s2054" style="position:absolute;margin-left:-68.4pt;margin-top:294.05pt;width:17pt;height:18.15pt;z-index:-503316476;visibility:visible;mso-wrap-style:square;mso-wrap-distance-left:59.55pt;mso-wrap-distance-top:0;mso-wrap-distance-right:0;mso-wrap-distance-bottom:0;mso-position-horizontal:right;mso-position-horizontal-relative:page;mso-position-vertical:absolute;mso-position-vertical-relative:page;v-text-anchor:top" o:gfxdata="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" o:allowincell="f" filled="f" stroked="f" strokeweight="0">
           <v:textbox inset="0,0,0,0">
             <w:txbxContent>
               <w:p>
@@ -1989,7 +2061,7 @@
         <w:noProof/>
       </w:rPr>
       <w:pict w14:anchorId="76D92401">
-        <v:rect id="Frame2" o:spid="_x0000_s2053" style="position:absolute;margin-left:-34.2pt;margin-top:408.85pt;width:17pt;height:18.15pt;z-index:-503316474;visibility:visible;mso-wrap-style:square;mso-wrap-distance-left:59.55pt;mso-wrap-distance-top:0;mso-wrap-distance-right:0;mso-wrap-distance-bottom:0;mso-position-horizontal:right;mso-position-horizontal-relative:page;mso-position-vertical:absolute;mso-position-vertical-relative:page;v-text-anchor:top" o:gfxdata="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" o:allowincell="f" filled="f" stroked="f" strokeweight="0">
+        <v:rect id="Frame2" o:spid="_x0000_s2053" style="position:absolute;margin-left:-68.4pt;margin-top:408.85pt;width:17pt;height:18.15pt;z-index:-503316474;visibility:visible;mso-wrap-style:square;mso-wrap-distance-left:59.55pt;mso-wrap-distance-top:0;mso-wrap-distance-right:0;mso-wrap-distance-bottom:0;mso-position-horizontal:right;mso-position-horizontal-relative:page;mso-position-vertical:absolute;mso-position-vertical-relative:page;v-text-anchor:top" o:gfxdata="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" o:allowincell="f" filled="f" stroked="f" strokeweight="0">
           <v:textbox inset="0,0,0,0">
             <w:txbxContent>
               <w:p>
@@ -3465,19 +3537,12 @@
 </file>
 
 <file path=customXml/item1.xml><?xml version="1.0" encoding="utf-8"?>
-<b:Sources xmlns:b="http://schemas.openxmlformats.org/officeDocument/2006/bibliography" xmlns="http://schemas.openxmlformats.org/officeDocument/2006/bibliography" SelectedStyle="\APASixthEditionOfficeOnline.xsl" StyleName="APA" Version="6"/>
+<p:properties xmlns:p="http://schemas.microsoft.com/office/2006/metadata/properties" xmlns:xsi="http://www.w3.org/2001/XMLSchema-instance" xmlns:pc="http://schemas.microsoft.com/office/infopath/2007/PartnerControls">
+  <documentManagement/>
+</p:properties>
 </file>
 
 <file path=customXml/item2.xml><?xml version="1.0" encoding="utf-8"?>
-<?mso-contentType ?>
-<FormTemplates xmlns="http://schemas.microsoft.com/sharepoint/v3/contenttype/forms">
-  <Display>DocumentLibraryForm</Display>
-  <Edit>DocumentLibraryForm</Edit>
-  <New>DocumentLibraryForm</New>
-</FormTemplates>
-</file>
-
-<file path=customXml/item3.xml><?xml version="1.0" encoding="utf-8"?>
 <ct:contentTypeSchema xmlns:ct="http://schemas.microsoft.com/office/2006/metadata/contentType" xmlns:ma="http://schemas.microsoft.com/office/2006/metadata/properties/metaAttributes" ct:_="" ma:_="" ma:contentTypeName="Document" ma:contentTypeID="0x010100DCB78DB662DF904890B04ABC6E9E37BF" ma:contentTypeVersion="0" ma:contentTypeDescription="Create a new document." ma:contentTypeScope="" ma:versionID="f9336c7b176d157f6f5d8a262975ec89">
   <xsd:schema xmlns:xsd="http://www.w3.org/2001/XMLSchema" xmlns:xs="http://www.w3.org/2001/XMLSchema" xmlns:p="http://schemas.microsoft.com/office/2006/metadata/properties" targetNamespace="http://schemas.microsoft.com/office/2006/metadata/properties" ma:root="true" ma:fieldsID="1b05d82d297216baf5b26c55225140df">
     <xsd:element name="properties">
@@ -3591,29 +3656,29 @@
 </ct:contentTypeSchema>
 </file>
 
+<file path=customXml/item3.xml><?xml version="1.0" encoding="utf-8"?>
+<?mso-contentType ?>
+<FormTemplates xmlns="http://schemas.microsoft.com/sharepoint/v3/contenttype/forms">
+  <Display>DocumentLibraryForm</Display>
+  <Edit>DocumentLibraryForm</Edit>
+  <New>DocumentLibraryForm</New>
+</FormTemplates>
+</file>
+
 <file path=customXml/item4.xml><?xml version="1.0" encoding="utf-8"?>
-<p:properties xmlns:p="http://schemas.microsoft.com/office/2006/metadata/properties" xmlns:xsi="http://www.w3.org/2001/XMLSchema-instance" xmlns:pc="http://schemas.microsoft.com/office/infopath/2007/PartnerControls">
-  <documentManagement/>
-</p:properties>
+<b:Sources xmlns:b="http://schemas.openxmlformats.org/officeDocument/2006/bibliography" xmlns="http://schemas.openxmlformats.org/officeDocument/2006/bibliography" SelectedStyle="\APASixthEditionOfficeOnline.xsl" StyleName="APA" Version="6"/>
 </file>
 
 <file path=customXml/itemProps1.xml><?xml version="1.0" encoding="utf-8"?>
-<ds:datastoreItem xmlns:ds="http://schemas.openxmlformats.org/officeDocument/2006/customXml" ds:itemID="{BD004570-D6A7-40E4-9EC6-BE09AED9DB92}">
+<ds:datastoreItem xmlns:ds="http://schemas.openxmlformats.org/officeDocument/2006/customXml" ds:itemID="{6F5D1C06-2B36-4C99-A052-9DD4E2562F21}">
   <ds:schemaRefs>
-    <ds:schemaRef ds:uri="http://schemas.openxmlformats.org/officeDocument/2006/bibliography"/>
+    <ds:schemaRef ds:uri="http://schemas.microsoft.com/office/2006/metadata/properties"/>
+    <ds:schemaRef ds:uri="http://schemas.microsoft.com/office/infopath/2007/PartnerControls"/>
   </ds:schemaRefs>
 </ds:datastoreItem>
 </file>
 
 <file path=customXml/itemProps2.xml><?xml version="1.0" encoding="utf-8"?>
-<ds:datastoreItem xmlns:ds="http://schemas.openxmlformats.org/officeDocument/2006/customXml" ds:itemID="{AD58D310-673E-4443-875A-2F413A6B7894}">
-  <ds:schemaRefs>
-    <ds:schemaRef ds:uri="http://schemas.microsoft.com/sharepoint/v3/contenttype/forms"/>
-  </ds:schemaRefs>
-</ds:datastoreItem>
-</file>
-
-<file path=customXml/itemProps3.xml><?xml version="1.0" encoding="utf-8"?>
 <ds:datastoreItem xmlns:ds="http://schemas.openxmlformats.org/officeDocument/2006/customXml" ds:itemID="{60552E65-BE7A-4A78-A651-918B109422B9}">
   <ds:schemaRefs>
     <ds:schemaRef ds:uri="http://schemas.microsoft.com/office/2006/metadata/contentType"/>
@@ -3629,11 +3694,18 @@
 </ds:datastoreItem>
 </file>
 
+<file path=customXml/itemProps3.xml><?xml version="1.0" encoding="utf-8"?>
+<ds:datastoreItem xmlns:ds="http://schemas.openxmlformats.org/officeDocument/2006/customXml" ds:itemID="{AD58D310-673E-4443-875A-2F413A6B7894}">
+  <ds:schemaRefs>
+    <ds:schemaRef ds:uri="http://schemas.microsoft.com/sharepoint/v3/contenttype/forms"/>
+  </ds:schemaRefs>
+</ds:datastoreItem>
+</file>
+
 <file path=customXml/itemProps4.xml><?xml version="1.0" encoding="utf-8"?>
-<ds:datastoreItem xmlns:ds="http://schemas.openxmlformats.org/officeDocument/2006/customXml" ds:itemID="{6F5D1C06-2B36-4C99-A052-9DD4E2562F21}">
+<ds:datastoreItem xmlns:ds="http://schemas.openxmlformats.org/officeDocument/2006/customXml" ds:itemID="{BD004570-D6A7-40E4-9EC6-BE09AED9DB92}">
   <ds:schemaRefs>
-    <ds:schemaRef ds:uri="http://schemas.microsoft.com/office/2006/metadata/properties"/>
-    <ds:schemaRef ds:uri="http://schemas.microsoft.com/office/infopath/2007/PartnerControls"/>
+    <ds:schemaRef ds:uri="http://schemas.openxmlformats.org/officeDocument/2006/bibliography"/>
   </ds:schemaRefs>
 </ds:datastoreItem>
 </file>